--- a/Articles/2026/4_Blender_Tips_and_Tricks/13_Saving_a_Pose_to_the_Pose_Asset _Library/13  Saving a Pose to the Pose Asset Library.docx
+++ b/Articles/2026/4_Blender_Tips_and_Tricks/13_Saving_a_Pose_to_the_Pose_Asset _Library/13  Saving a Pose to the Pose Asset Library.docx
@@ -25,100 +25,15 @@
       </w:r>
     </w:p>
     <w:p>
-      <w:pPr>
-        <w:spacing w:before="100" w:beforeAutospacing="1" w:after="100" w:afterAutospacing="1" w:line="240" w:lineRule="auto"/>
-        <w:rPr>
-          <w:rFonts w:ascii="Times New Roman" w:eastAsia="Times New Roman" w:hAnsi="Times New Roman" w:cs="Times New Roman"/>
-          <w:kern w:val="0"/>
-          <w:sz w:val="24"/>
-          <w:szCs w:val="24"/>
-          <w14:ligatures w14:val="none"/>
-        </w:rPr>
-      </w:pPr>
-      <w:r>
-        <w:rPr>
-          <w:rFonts w:ascii="Times New Roman" w:eastAsia="Times New Roman" w:hAnsi="Times New Roman" w:cs="Times New Roman"/>
-          <w:kern w:val="0"/>
-          <w:sz w:val="24"/>
-          <w:szCs w:val="24"/>
-          <w14:ligatures w14:val="none"/>
-        </w:rPr>
-        <w:t xml:space="preserve">The clean Blender way is to save it in a </w:t>
-      </w:r>
-      <w:r>
-        <w:rPr>
-          <w:rFonts w:ascii="Times New Roman" w:eastAsia="Times New Roman" w:hAnsi="Times New Roman" w:cs="Times New Roman"/>
-          <w:b/>
-          <w:bCs/>
-          <w:kern w:val="0"/>
-          <w:sz w:val="24"/>
-          <w:szCs w:val="24"/>
-          <w14:ligatures w14:val="none"/>
-        </w:rPr>
-        <w:t>Pose Library / Pose Asset</w:t>
-      </w:r>
-      <w:r>
-        <w:rPr>
-          <w:rFonts w:ascii="Times New Roman" w:eastAsia="Times New Roman" w:hAnsi="Times New Roman" w:cs="Times New Roman"/>
-          <w:kern w:val="0"/>
-          <w:sz w:val="24"/>
-          <w:szCs w:val="24"/>
-          <w14:ligatures w14:val="none"/>
-        </w:rPr>
-        <w:t>:</w:t>
-      </w:r>
-    </w:p>
-    <w:p>
-      <w:pPr>
-        <w:numPr>
-          <w:ilvl w:val="0"/>
-          <w:numId w:val="15"/>
-        </w:numPr>
-        <w:spacing w:before="100" w:beforeAutospacing="1" w:after="100" w:afterAutospacing="1" w:line="240" w:lineRule="auto"/>
-        <w:rPr>
-          <w:rFonts w:ascii="Times New Roman" w:eastAsia="Times New Roman" w:hAnsi="Times New Roman" w:cs="Times New Roman"/>
-          <w:kern w:val="0"/>
-          <w:sz w:val="24"/>
-          <w:szCs w:val="24"/>
-          <w14:ligatures w14:val="none"/>
-        </w:rPr>
-      </w:pPr>
-      <w:r>
-        <w:rPr>
-          <w:rFonts w:ascii="Times New Roman" w:eastAsia="Times New Roman" w:hAnsi="Times New Roman" w:cs="Times New Roman"/>
-          <w:kern w:val="0"/>
-          <w:sz w:val="24"/>
-          <w:szCs w:val="24"/>
-          <w14:ligatures w14:val="none"/>
-        </w:rPr>
-        <w:t xml:space="preserve">Keep Awedae in the exact problem pose you have now. </w:t>
-      </w:r>
-    </w:p>
-    <w:p>
-      <w:pPr>
-        <w:spacing w:before="100" w:beforeAutospacing="1" w:after="100" w:afterAutospacing="1" w:line="240" w:lineRule="auto"/>
-        <w:rPr>
-          <w:rFonts w:ascii="Times New Roman" w:eastAsia="Times New Roman" w:hAnsi="Times New Roman" w:cs="Times New Roman"/>
-          <w:kern w:val="0"/>
-          <w:sz w:val="24"/>
-          <w:szCs w:val="24"/>
-          <w14:ligatures w14:val="none"/>
-        </w:rPr>
-      </w:pPr>
-      <w:r>
-        <w:rPr>
-          <w:rFonts w:ascii="Times New Roman" w:eastAsia="Times New Roman" w:hAnsi="Times New Roman" w:cs="Times New Roman"/>
+      <w:r>
+        <w:rPr>
           <w:noProof/>
-          <w:kern w:val="0"/>
-          <w:sz w:val="24"/>
-          <w:szCs w:val="24"/>
-          <w14:ligatures w14:val="none"/>
         </w:rPr>
         <w:drawing>
-          <wp:inline distT="0" distB="0" distL="0" distR="0" wp14:anchorId="40BDAF71" wp14:editId="5D7EA728">
-            <wp:extent cx="2314575" cy="2683522"/>
-            <wp:effectExtent l="76200" t="76200" r="123825" b="135890"/>
-            <wp:docPr id="2029860398" name="Picture 1"/>
+          <wp:inline distT="0" distB="0" distL="0" distR="0" wp14:anchorId="361875AE" wp14:editId="7723D89C">
+            <wp:extent cx="2568575" cy="2299335"/>
+            <wp:effectExtent l="76200" t="76200" r="136525" b="139065"/>
+            <wp:docPr id="1436352198" name="Picture 1"/>
             <wp:cNvGraphicFramePr>
               <a:graphicFrameLocks xmlns:a="http://schemas.openxmlformats.org/drawingml/2006/main" noChangeAspect="1"/>
             </wp:cNvGraphicFramePr>
@@ -126,19 +41,28 @@
               <a:graphicData uri="http://schemas.openxmlformats.org/drawingml/2006/picture">
                 <pic:pic xmlns:pic="http://schemas.openxmlformats.org/drawingml/2006/picture">
                   <pic:nvPicPr>
-                    <pic:cNvPr id="2029860398" name=""/>
-                    <pic:cNvPicPr/>
+                    <pic:cNvPr id="0" name="Picture 1"/>
+                    <pic:cNvPicPr>
+                      <a:picLocks noChangeAspect="1" noChangeArrowheads="1"/>
+                    </pic:cNvPicPr>
                   </pic:nvPicPr>
                   <pic:blipFill>
-                    <a:blip r:embed="rId7"/>
+                    <a:blip r:embed="rId7">
+                      <a:extLst>
+                        <a:ext uri="{28A0092B-C50C-407E-A947-70E740481C1C}">
+                          <a14:useLocalDpi xmlns:a14="http://schemas.microsoft.com/office/drawing/2010/main" val="0"/>
+                        </a:ext>
+                      </a:extLst>
+                    </a:blip>
+                    <a:srcRect/>
                     <a:stretch>
                       <a:fillRect/>
                     </a:stretch>
                   </pic:blipFill>
-                  <pic:spPr>
+                  <pic:spPr bwMode="auto">
                     <a:xfrm>
                       <a:off x="0" y="0"/>
-                      <a:ext cx="2321047" cy="2691026"/>
+                      <a:ext cx="2568575" cy="2299335"/>
                     </a:xfrm>
                     <a:prstGeom prst="rect">
                       <a:avLst/>
@@ -164,11 +88,147 @@
           </wp:inline>
         </w:drawing>
       </w:r>
+    </w:p>
+    <w:p>
+      <w:pPr>
+        <w:spacing w:before="100" w:beforeAutospacing="1" w:after="100" w:afterAutospacing="1" w:line="240" w:lineRule="auto"/>
+        <w:rPr>
+          <w:rFonts w:ascii="Times New Roman" w:eastAsia="Times New Roman" w:hAnsi="Times New Roman" w:cs="Times New Roman"/>
+          <w:kern w:val="0"/>
+          <w:sz w:val="24"/>
+          <w:szCs w:val="24"/>
+          <w14:ligatures w14:val="none"/>
+        </w:rPr>
+      </w:pPr>
+      <w:r>
+        <w:rPr>
+          <w:rFonts w:ascii="Times New Roman" w:eastAsia="Times New Roman" w:hAnsi="Times New Roman" w:cs="Times New Roman"/>
+          <w:kern w:val="0"/>
+          <w:sz w:val="24"/>
+          <w:szCs w:val="24"/>
+          <w14:ligatures w14:val="none"/>
+        </w:rPr>
+        <w:t xml:space="preserve">The clean Blender way is to save it in a </w:t>
+      </w:r>
+      <w:r>
+        <w:rPr>
+          <w:rFonts w:ascii="Times New Roman" w:eastAsia="Times New Roman" w:hAnsi="Times New Roman" w:cs="Times New Roman"/>
+          <w:b/>
+          <w:bCs/>
+          <w:kern w:val="0"/>
+          <w:sz w:val="24"/>
+          <w:szCs w:val="24"/>
+          <w14:ligatures w14:val="none"/>
+        </w:rPr>
+        <w:t>Pose Library / Pose Asset</w:t>
+      </w:r>
+      <w:r>
+        <w:rPr>
+          <w:rFonts w:ascii="Times New Roman" w:eastAsia="Times New Roman" w:hAnsi="Times New Roman" w:cs="Times New Roman"/>
+          <w:kern w:val="0"/>
+          <w:sz w:val="24"/>
+          <w:szCs w:val="24"/>
+          <w14:ligatures w14:val="none"/>
+        </w:rPr>
+        <w:t>:</w:t>
+      </w:r>
+    </w:p>
+    <w:p>
+      <w:pPr>
+        <w:numPr>
+          <w:ilvl w:val="0"/>
+          <w:numId w:val="15"/>
+        </w:numPr>
+        <w:spacing w:before="100" w:beforeAutospacing="1" w:after="100" w:afterAutospacing="1" w:line="240" w:lineRule="auto"/>
+        <w:rPr>
+          <w:rFonts w:ascii="Times New Roman" w:eastAsia="Times New Roman" w:hAnsi="Times New Roman" w:cs="Times New Roman"/>
+          <w:kern w:val="0"/>
+          <w:sz w:val="24"/>
+          <w:szCs w:val="24"/>
+          <w14:ligatures w14:val="none"/>
+        </w:rPr>
+      </w:pPr>
+      <w:r>
+        <w:rPr>
+          <w:rFonts w:ascii="Times New Roman" w:eastAsia="Times New Roman" w:hAnsi="Times New Roman" w:cs="Times New Roman"/>
+          <w:kern w:val="0"/>
+          <w:sz w:val="24"/>
+          <w:szCs w:val="24"/>
+          <w14:ligatures w14:val="none"/>
+        </w:rPr>
+        <w:t xml:space="preserve">Keep Awedae in the exact problem pose you have now. </w:t>
+      </w:r>
+    </w:p>
+    <w:p>
+      <w:pPr>
+        <w:spacing w:before="100" w:beforeAutospacing="1" w:after="100" w:afterAutospacing="1" w:line="240" w:lineRule="auto"/>
+        <w:rPr>
+          <w:rFonts w:ascii="Times New Roman" w:eastAsia="Times New Roman" w:hAnsi="Times New Roman" w:cs="Times New Roman"/>
+          <w:kern w:val="0"/>
+          <w:sz w:val="24"/>
+          <w:szCs w:val="24"/>
+          <w14:ligatures w14:val="none"/>
+        </w:rPr>
+      </w:pPr>
       <w:r>
         <w:rPr>
           <w:noProof/>
         </w:rPr>
         <w:t xml:space="preserve"> </w:t>
+      </w:r>
+      <w:r>
+        <w:rPr>
+          <w:noProof/>
+        </w:rPr>
+        <w:drawing>
+          <wp:inline distT="0" distB="0" distL="0" distR="0" wp14:anchorId="5077CC22" wp14:editId="601A15AF">
+            <wp:extent cx="2852293" cy="3629660"/>
+            <wp:effectExtent l="76200" t="76200" r="139065" b="123190"/>
+            <wp:docPr id="1345712711" name="Picture 1"/>
+            <wp:cNvGraphicFramePr>
+              <a:graphicFrameLocks xmlns:a="http://schemas.openxmlformats.org/drawingml/2006/main" noChangeAspect="1"/>
+            </wp:cNvGraphicFramePr>
+            <a:graphic xmlns:a="http://schemas.openxmlformats.org/drawingml/2006/main">
+              <a:graphicData uri="http://schemas.openxmlformats.org/drawingml/2006/picture">
+                <pic:pic xmlns:pic="http://schemas.openxmlformats.org/drawingml/2006/picture">
+                  <pic:nvPicPr>
+                    <pic:cNvPr id="1345712711" name=""/>
+                    <pic:cNvPicPr/>
+                  </pic:nvPicPr>
+                  <pic:blipFill>
+                    <a:blip r:embed="rId8"/>
+                    <a:stretch>
+                      <a:fillRect/>
+                    </a:stretch>
+                  </pic:blipFill>
+                  <pic:spPr>
+                    <a:xfrm>
+                      <a:off x="0" y="0"/>
+                      <a:ext cx="2859039" cy="3638245"/>
+                    </a:xfrm>
+                    <a:prstGeom prst="rect">
+                      <a:avLst/>
+                    </a:prstGeom>
+                    <a:ln w="38100" cap="sq">
+                      <a:solidFill>
+                        <a:srgbClr val="000000"/>
+                      </a:solidFill>
+                      <a:prstDash val="solid"/>
+                      <a:miter lim="800000"/>
+                    </a:ln>
+                    <a:effectLst>
+                      <a:outerShdw blurRad="50800" dist="38100" dir="2700000" algn="tl" rotWithShape="0">
+                        <a:srgbClr val="000000">
+                          <a:alpha val="43000"/>
+                        </a:srgbClr>
+                      </a:outerShdw>
+                    </a:effectLst>
+                  </pic:spPr>
+                </pic:pic>
+              </a:graphicData>
+            </a:graphic>
+          </wp:inline>
+        </w:drawing>
       </w:r>
     </w:p>
     <w:p>
@@ -268,7 +328,7 @@
                     <pic:cNvPicPr/>
                   </pic:nvPicPr>
                   <pic:blipFill>
-                    <a:blip r:embed="rId8">
+                    <a:blip r:embed="rId9">
                       <a:extLst>
                         <a:ext uri="{28A0092B-C50C-407E-A947-70E740481C1C}">
                           <a14:useLocalDpi xmlns:a14="http://schemas.microsoft.com/office/drawing/2010/main" val="0"/>
@@ -417,18 +477,16 @@
       <w:r>
         <w:rPr>
           <w:rFonts w:ascii="Times New Roman" w:eastAsia="Times New Roman" w:hAnsi="Times New Roman" w:cs="Times New Roman"/>
-          <w:noProof/>
-          <w:kern w:val="0"/>
-          <w:sz w:val="24"/>
-          <w:szCs w:val="24"/>
-          <w14:ligatures w14:val="none"/>
-        </w:rPr>
-        <w:lastRenderedPageBreak/>
+          <w:kern w:val="0"/>
+          <w:sz w:val="24"/>
+          <w:szCs w:val="24"/>
+          <w14:ligatures w14:val="none"/>
+        </w:rPr>
         <w:drawing>
-          <wp:inline distT="0" distB="0" distL="0" distR="0" wp14:anchorId="176E84A7" wp14:editId="3BD245CC">
-            <wp:extent cx="2834524" cy="3381375"/>
-            <wp:effectExtent l="76200" t="76200" r="137795" b="123825"/>
-            <wp:docPr id="2043562605" name="Picture 1"/>
+          <wp:inline distT="0" distB="0" distL="0" distR="0" wp14:anchorId="477E5F49" wp14:editId="70BC00A3">
+            <wp:extent cx="2793005" cy="3554213"/>
+            <wp:effectExtent l="76200" t="76200" r="140970" b="141605"/>
+            <wp:docPr id="72509566" name="Picture 1"/>
             <wp:cNvGraphicFramePr>
               <a:graphicFrameLocks xmlns:a="http://schemas.openxmlformats.org/drawingml/2006/main" noChangeAspect="1"/>
             </wp:cNvGraphicFramePr>
@@ -436,17 +494,11 @@
               <a:graphicData uri="http://schemas.openxmlformats.org/drawingml/2006/picture">
                 <pic:pic xmlns:pic="http://schemas.openxmlformats.org/drawingml/2006/picture">
                   <pic:nvPicPr>
-                    <pic:cNvPr id="2043562605" name=""/>
+                    <pic:cNvPr id="72509566" name=""/>
                     <pic:cNvPicPr/>
                   </pic:nvPicPr>
                   <pic:blipFill>
-                    <a:blip r:embed="rId9">
-                      <a:extLst>
-                        <a:ext uri="{28A0092B-C50C-407E-A947-70E740481C1C}">
-                          <a14:useLocalDpi xmlns:a14="http://schemas.microsoft.com/office/drawing/2010/main" val="0"/>
-                        </a:ext>
-                      </a:extLst>
-                    </a:blip>
+                    <a:blip r:embed="rId8"/>
                     <a:stretch>
                       <a:fillRect/>
                     </a:stretch>
@@ -454,7 +506,7 @@
                   <pic:spPr>
                     <a:xfrm>
                       <a:off x="0" y="0"/>
-                      <a:ext cx="2836666" cy="3383931"/>
+                      <a:ext cx="2801599" cy="3565149"/>
                     </a:xfrm>
                     <a:prstGeom prst="rect">
                       <a:avLst/>
@@ -545,10 +597,10 @@
           <w:noProof/>
         </w:rPr>
         <w:drawing>
-          <wp:inline distT="0" distB="0" distL="0" distR="0" wp14:anchorId="217F62B8" wp14:editId="38FFA90A">
-            <wp:extent cx="3476625" cy="3600790"/>
-            <wp:effectExtent l="76200" t="76200" r="123825" b="133350"/>
-            <wp:docPr id="1428257678" name="Picture 1"/>
+          <wp:inline distT="0" distB="0" distL="0" distR="0" wp14:anchorId="3223EE91" wp14:editId="51A9C7BA">
+            <wp:extent cx="4312975" cy="4666129"/>
+            <wp:effectExtent l="76200" t="76200" r="125730" b="134620"/>
+            <wp:docPr id="1695458659" name="Picture 1"/>
             <wp:cNvGraphicFramePr>
               <a:graphicFrameLocks xmlns:a="http://schemas.openxmlformats.org/drawingml/2006/main" noChangeAspect="1"/>
             </wp:cNvGraphicFramePr>
@@ -556,12 +608,12 @@
               <a:graphicData uri="http://schemas.openxmlformats.org/drawingml/2006/picture">
                 <pic:pic xmlns:pic="http://schemas.openxmlformats.org/drawingml/2006/picture">
                   <pic:nvPicPr>
-                    <pic:cNvPr id="1428257678" name=""/>
+                    <pic:cNvPr id="1695458659" name=""/>
                     <pic:cNvPicPr/>
                   </pic:nvPicPr>
                   <pic:blipFill rotWithShape="1">
                     <a:blip r:embed="rId10"/>
-                    <a:srcRect l="15225" t="4843" r="57853" b="45585"/>
+                    <a:srcRect l="21949" r="42081" b="30817"/>
                     <a:stretch>
                       <a:fillRect/>
                     </a:stretch>
@@ -569,7 +621,7 @@
                   <pic:spPr bwMode="auto">
                     <a:xfrm>
                       <a:off x="0" y="0"/>
-                      <a:ext cx="3486430" cy="3610945"/>
+                      <a:ext cx="4320895" cy="4674697"/>
                     </a:xfrm>
                     <a:prstGeom prst="rect">
                       <a:avLst/>
@@ -717,9 +769,9 @@
           <w14:ligatures w14:val="none"/>
         </w:rPr>
         <w:drawing>
-          <wp:inline distT="0" distB="0" distL="0" distR="0" wp14:anchorId="5FD63C13" wp14:editId="2FF167F8">
-            <wp:extent cx="5943600" cy="3724910"/>
-            <wp:effectExtent l="76200" t="76200" r="133350" b="142240"/>
+          <wp:inline distT="0" distB="0" distL="0" distR="0" wp14:anchorId="5FD63C13" wp14:editId="7EEB4BBF">
+            <wp:extent cx="3428888" cy="1254723"/>
+            <wp:effectExtent l="76200" t="76200" r="133985" b="136525"/>
             <wp:docPr id="1150577367" name="Picture 1"/>
             <wp:cNvGraphicFramePr>
               <a:graphicFrameLocks xmlns:a="http://schemas.openxmlformats.org/drawingml/2006/main" noChangeAspect="1"/>
@@ -731,26 +783,44 @@
                     <pic:cNvPr id="1150577367" name=""/>
                     <pic:cNvPicPr/>
                   </pic:nvPicPr>
-                  <pic:blipFill>
+                  <pic:blipFill rotWithShape="1">
                     <a:blip r:embed="rId11"/>
+                    <a:srcRect l="6640" t="48134" r="35646" b="18167"/>
                     <a:stretch>
                       <a:fillRect/>
                     </a:stretch>
                   </pic:blipFill>
-                  <pic:spPr>
+                  <pic:spPr bwMode="auto">
                     <a:xfrm>
                       <a:off x="0" y="0"/>
-                      <a:ext cx="5943600" cy="3724910"/>
+                      <a:ext cx="3430333" cy="1255252"/>
                     </a:xfrm>
                     <a:prstGeom prst="rect">
                       <a:avLst/>
                     </a:prstGeom>
-                    <a:ln w="38100" cap="sq">
+                    <a:ln w="38100" cap="sq" cmpd="sng" algn="ctr">
                       <a:solidFill>
                         <a:srgbClr val="000000"/>
                       </a:solidFill>
                       <a:prstDash val="solid"/>
                       <a:miter lim="800000"/>
+                      <a:headEnd type="none" w="med" len="med"/>
+                      <a:tailEnd type="none" w="med" len="med"/>
+                      <a:extLst>
+                        <a:ext uri="{C807C97D-BFC1-408E-A445-0C87EB9F89A2}">
+                          <ask:lineSketchStyleProps xmlns:ask="http://schemas.microsoft.com/office/drawing/2018/sketchyshapes" sd="0">
+                            <a:custGeom>
+                              <a:avLst/>
+                              <a:gdLst/>
+                              <a:ahLst/>
+                              <a:cxnLst/>
+                              <a:rect l="0" t="0" r="0" b="0"/>
+                              <a:pathLst/>
+                            </a:custGeom>
+                            <ask:type/>
+                          </ask:lineSketchStyleProps>
+                        </a:ext>
+                      </a:extLst>
                     </a:ln>
                     <a:effectLst>
                       <a:outerShdw blurRad="50800" dist="38100" dir="2700000" algn="tl" rotWithShape="0">
@@ -759,6 +829,11 @@
                         </a:srgbClr>
                       </a:outerShdw>
                     </a:effectLst>
+                    <a:extLst>
+                      <a:ext uri="{53640926-AAD7-44D8-BBD7-CCE9431645EC}">
+                        <a14:shadowObscured xmlns:a14="http://schemas.microsoft.com/office/drawing/2010/main"/>
+                      </a:ext>
+                    </a:extLst>
                   </pic:spPr>
                 </pic:pic>
               </a:graphicData>
@@ -864,18 +939,6 @@
         </w:rPr>
         <w:t>and do what you need to do.</w:t>
       </w:r>
-    </w:p>
-    <w:p>
-      <w:pPr>
-        <w:spacing w:before="100" w:beforeAutospacing="1" w:after="100" w:afterAutospacing="1" w:line="240" w:lineRule="auto"/>
-        <w:rPr>
-          <w:rFonts w:ascii="Times New Roman" w:eastAsia="Times New Roman" w:hAnsi="Times New Roman" w:cs="Times New Roman"/>
-          <w:kern w:val="0"/>
-          <w:sz w:val="24"/>
-          <w:szCs w:val="24"/>
-          <w14:ligatures w14:val="none"/>
-        </w:rPr>
-      </w:pPr>
     </w:p>
     <w:p>
       <w:pPr>
@@ -1038,14 +1101,11 @@
         <w:ind w:hanging="1170"/>
       </w:pPr>
       <w:r>
-        <w:rPr>
-          <w:noProof/>
-        </w:rPr>
         <w:drawing>
-          <wp:inline distT="0" distB="0" distL="0" distR="0" wp14:anchorId="12C373E6" wp14:editId="4AFF06C7">
-            <wp:extent cx="6380738" cy="3285067"/>
-            <wp:effectExtent l="76200" t="76200" r="134620" b="125095"/>
-            <wp:docPr id="1577040537" name="Picture 1"/>
+          <wp:inline distT="0" distB="0" distL="0" distR="0" wp14:anchorId="2DD34C33" wp14:editId="641CB900">
+            <wp:extent cx="3600953" cy="2000529"/>
+            <wp:effectExtent l="76200" t="76200" r="133350" b="133350"/>
+            <wp:docPr id="970426656" name="Picture 1"/>
             <wp:cNvGraphicFramePr>
               <a:graphicFrameLocks xmlns:a="http://schemas.openxmlformats.org/drawingml/2006/main" noChangeAspect="1"/>
             </wp:cNvGraphicFramePr>
@@ -1053,20 +1113,19 @@
               <a:graphicData uri="http://schemas.openxmlformats.org/drawingml/2006/picture">
                 <pic:pic xmlns:pic="http://schemas.openxmlformats.org/drawingml/2006/picture">
                   <pic:nvPicPr>
-                    <pic:cNvPr id="1577040537" name=""/>
+                    <pic:cNvPr id="970426656" name=""/>
                     <pic:cNvPicPr/>
                   </pic:nvPicPr>
-                  <pic:blipFill rotWithShape="1">
+                  <pic:blipFill>
                     <a:blip r:embed="rId14"/>
-                    <a:srcRect l="24885" t="6755" r="49287" b="69606"/>
                     <a:stretch>
                       <a:fillRect/>
                     </a:stretch>
                   </pic:blipFill>
-                  <pic:spPr bwMode="auto">
+                  <pic:spPr>
                     <a:xfrm>
                       <a:off x="0" y="0"/>
-                      <a:ext cx="6406414" cy="3298286"/>
+                      <a:ext cx="3600953" cy="2000529"/>
                     </a:xfrm>
                     <a:prstGeom prst="rect">
                       <a:avLst/>
@@ -1085,11 +1144,6 @@
                         </a:srgbClr>
                       </a:outerShdw>
                     </a:effectLst>
-                    <a:extLst>
-                      <a:ext uri="{53640926-AAD7-44D8-BBD7-CCE9431645EC}">
-                        <a14:shadowObscured xmlns:a14="http://schemas.microsoft.com/office/drawing/2010/main"/>
-                      </a:ext>
-                    </a:extLst>
                   </pic:spPr>
                 </pic:pic>
               </a:graphicData>
